--- a/XX项目_详细设计说明书_v3.0_已填写.docx
+++ b/XX项目_详细设计说明书_v3.0_已填写.docx
@@ -1736,39 +1736,6 @@
         <w:rPr>
           <w:rFonts w:ascii="Consolas" w:hAnsi="Consolas" w:eastAsia="Consolas"/>
           <w:sz w:val="21"/>
-        </w:rPr>
-        <w:t>}</w:t>
-      </w:r>
-    </w:p>
-    <w:p>
-      <w:pPr>
-        <w:wordWrap w:val="0"/>
-        <w:spacing w:after="200"/>
-        <w:rPr>
-          <w:rFonts w:hint="default" w:ascii="Times New Roman" w:hAnsi="Times New Roman" w:eastAsia="Cambria" w:cs="Times New Roman"/>
-          <w:color w:val="auto"/>
-          <w:sz w:val="24"/>
-          <w:szCs w:val="24"/>
-          <w:lang w:val="en-US" w:eastAsia="en-US" w:bidi="ar-SA"/>
-        </w:rPr>
-      </w:pPr>
-      <w:r>
-        <w:rPr>
-          <w:rFonts w:hint="default" w:ascii="Times New Roman" w:hAnsi="Times New Roman" w:eastAsia="Cambria" w:cs="Times New Roman"/>
-          <w:color w:val="auto"/>
-          <w:sz w:val="24"/>
-          <w:szCs w:val="24"/>
-          <w:lang w:val="en-US" w:eastAsia="en-US" w:bidi="ar-SA"/>
-        </w:rPr>
-        <w:br w:type="textWrapping"/>
-      </w:r>
-      <w:r>
-        <w:rPr>
-          <w:rFonts w:hint="default" w:ascii="Times New Roman" w:hAnsi="Times New Roman" w:eastAsia="Cambria" w:cs="Times New Roman"/>
-          <w:color w:val="auto"/>
-          <w:sz w:val="22"/>
-          <w:szCs w:val="24"/>
-          <w:lang w:val="en-US" w:eastAsia="en-US" w:bidi="ar-SA"/>
         </w:rPr>
         <w:t>}</w:t>
       </w:r>
